--- a/src/content/bios/Matsuura 28June20261.docx
+++ b/src/content/bios/Matsuura 28June20261.docx
@@ -1028,8 +1028,6 @@
       <w:r>
         <w:rPr>
           <w:rFonts w:eastAsia="MS PGothic" w:cs="Times New Roman"/>
-          <w:b/>
-          <w:bCs/>
           <w:kern w:val="0"/>
           <w14:ligatures w14:val="none"/>
         </w:rPr>
